--- a/ky/discovery-articles/6.25 Велосипед.docx
+++ b/ky/discovery-articles/6.25 Велосипед.docx
@@ -4,564 +4,374 @@
   <w:body>
     <w:p>
       <w:pPr>
-        <w:keepNext/>
-        <w:spacing w:before="280" w:after="120"/>
+        <w:pStyle w:val="Title"/>
+        <w:widowControl/>
       </w:pPr>
       <w:r>
-        <w:rPr>
-          <w:rFonts w:ascii="Calibri" w:hAnsi="Calibri" w:eastAsia="Calibri"/>
-          <w:b/>
-          <w:i w:val="0"/>
-          <w:color w:val="004E8C"/>
-          <w:sz w:val="44"/>
-        </w:rPr>
         <w:t>6.25 Велосипед</w:t>
       </w:r>
     </w:p>
     <w:p>
       <w:pPr>
-        <w:spacing w:after="80"/>
+        <w:keepNext/>
+        <w:widowControl/>
       </w:pPr>
       <w:r>
         <w:rPr>
-          <w:rFonts w:ascii="Calibri" w:hAnsi="Calibri" w:eastAsia="Calibri"/>
-          <w:b w:val="0"/>
-          <w:i/>
-          <w:color w:val="505050"/>
-          <w:sz w:val="22"/>
+          <w:sz w:val="20"/>
         </w:rPr>
         <w:t>6. Санарип технологиялар, космос жана байланыш</w:t>
       </w:r>
     </w:p>
     <w:p>
       <w:pPr>
-        <w:spacing w:after="200"/>
+        <w:keepNext/>
+        <w:widowControl/>
       </w:pPr>
       <w:r>
         <w:rPr>
-          <w:rFonts w:ascii="Calibri" w:hAnsi="Calibri" w:eastAsia="Calibri"/>
-          <w:b w:val="0"/>
-          <w:i/>
-          <w:sz w:val="22"/>
+          <w:sz w:val="20"/>
         </w:rPr>
-        <w:t>Мезгил: болжол менен 1817-жыл (дрезина); 1860-жылдардагы педаль; 1880-жылдардагы чынжырлуу коопсуз велосипед; андан кийинки массалык жайылыш | Негизги өкүлдөр: Карл Дрез; Пьер жана Эрнест Мишо; Жон Кемп Старли; дүйнөдөгү дөңгөлөк жана рама өндүрүүчүлөр</w:t>
+        <w:t>Мезгил: болжол менен 1817-жыл (дрезина); 1860-жылдар (педаль); 1880-жылдар (чынжырлуу коопсуз велосипед); кийин массалык кабыл алуу | Негизги салым кошкондор: Карл Дрез; Пьер жана Эрнест Мишо; Жон Кемп Старли; дүйнөдөгү шина жана рама усталары</w:t>
       </w:r>
     </w:p>
     <w:p>
       <w:pPr>
-        <w:spacing w:after="160" w:line="276" w:lineRule="auto"/>
+        <w:widowControl/>
       </w:pPr>
       <w:r>
-        <w:rPr>
-          <w:rFonts w:ascii="Calibri" w:hAnsi="Calibri" w:eastAsia="Calibri"/>
-          <w:b w:val="0"/>
-          <w:i w:val="0"/>
-          <w:sz w:val="22"/>
-        </w:rPr>
-        <w:t>Велосипед — рул менен башкарылып, педаль жана көбүнчө чынжыр аркылуу кыймылга келген, адамдын күчү менен жүрүүчү эки дөңгөлөктүү унаа. Ал жөнөкөй адамга атсыз жана кыймылдаткычсыз эле арзан, тез жана өз алдынча жүрүүгө мүмкүнчүлүк берди.</w:t>
+        <w:t>Велосипед — рул менен башкарылган, педаль жана адатта чынжыр аркылуу адам күчү менен жүргөн эки дөңгөлөктүү унаа. Ал кадимки адамга атсыз жана кыймылдаткычсыз арзан, тез жеке жүрүү мүмкүнчүлүгүн берген.</w:t>
       </w:r>
     </w:p>
     <w:p>
       <w:pPr>
-        <w:keepNext/>
-        <w:spacing w:before="240" w:after="120"/>
+        <w:pStyle w:val="Heading1"/>
+        <w:widowControl/>
       </w:pPr>
       <w:r>
-        <w:rPr>
-          <w:rFonts w:ascii="Calibri" w:hAnsi="Calibri" w:eastAsia="Calibri"/>
-          <w:b/>
-          <w:i w:val="0"/>
-          <w:color w:val="004E8C"/>
-          <w:sz w:val="28"/>
-        </w:rPr>
-        <w:t>Негизги фактылар</w:t>
+        <w:t>Негизги маалыматтар</w:t>
       </w:r>
     </w:p>
     <w:p>
       <w:pPr>
         <w:pStyle w:val="ListBullet"/>
+        <w:widowControl/>
       </w:pPr>
       <w:r>
-        <w:rPr>
-          <w:rFonts w:ascii="Calibri" w:hAnsi="Calibri" w:eastAsia="Calibri"/>
-          <w:b w:val="0"/>
-          <w:i w:val="0"/>
-          <w:sz w:val="22"/>
-        </w:rPr>
-        <w:t>Карл Дрез болжол менен 1817-жылы бут менен жерден түртүп жүргөн, рул менен башкарылуучу эки дөңгөлөктүү унааны сунуштаган</w:t>
+        <w:t>Карл Дрез болжол менен 1817-жылы бут менен түртүлүүчү, бурууга боло турган эки дөңгөлөктүү машина көрсөткөн.</w:t>
       </w:r>
     </w:p>
     <w:p>
       <w:pPr>
         <w:pStyle w:val="ListBullet"/>
+        <w:widowControl/>
       </w:pPr>
       <w:r>
-        <w:rPr>
-          <w:rFonts w:ascii="Calibri" w:hAnsi="Calibri" w:eastAsia="Calibri"/>
-          <w:b w:val="0"/>
-          <w:i w:val="0"/>
-          <w:sz w:val="22"/>
-        </w:rPr>
-        <w:t>1860-жылдары педалдуу велосипеддер жана катуу жүрүшүнөн «сөөк силкигич» аталган үлгүлөр тараган</w:t>
+        <w:t>1860-жылдары педалдуу велосепеддер жана катуу титиреген алгачкы үлгүлөр тараган.</w:t>
       </w:r>
     </w:p>
     <w:p>
       <w:pPr>
         <w:pStyle w:val="ListBullet"/>
+        <w:widowControl/>
       </w:pPr>
       <w:r>
-        <w:rPr>
-          <w:rFonts w:ascii="Calibri" w:hAnsi="Calibri" w:eastAsia="Calibri"/>
-          <w:b w:val="0"/>
-          <w:i w:val="0"/>
-          <w:sz w:val="22"/>
-        </w:rPr>
-        <w:t>Жон Кемп Старлинин 1880-жылдардагы коопсуз велосипеди бирдей өлчөмдөгү дөңгөлөктөрдү жана чынжырлуу кыймылды колдонгон</w:t>
+        <w:t>Жон Кемп Старлинин 1880-жылдардагы коопсуз велосипеди бирдей дөңгөлөк жана чынжыр колдонгон.</w:t>
       </w:r>
     </w:p>
     <w:p>
       <w:pPr>
         <w:pStyle w:val="ListBullet"/>
+        <w:widowControl/>
       </w:pPr>
       <w:r>
-        <w:rPr>
-          <w:rFonts w:ascii="Calibri" w:hAnsi="Calibri" w:eastAsia="Calibri"/>
-          <w:b w:val="0"/>
-          <w:i w:val="0"/>
-          <w:sz w:val="22"/>
-        </w:rPr>
-        <w:t>Аба толтурулган шиналар жана жакшы жолдор велосипедди күнүмдүк жүрүш үчүн ыңгайлуу кылган</w:t>
+        <w:t>Аба толтурулган шиналар менен жакшы жолдор күнүмдүк айдоону ыңгайлуу кылган.</w:t>
       </w:r>
     </w:p>
     <w:p>
       <w:pPr>
         <w:pStyle w:val="ListBullet"/>
+        <w:widowControl/>
       </w:pPr>
       <w:r>
-        <w:rPr>
-          <w:rFonts w:ascii="Calibri" w:hAnsi="Calibri" w:eastAsia="Calibri"/>
-          <w:b w:val="0"/>
-          <w:i w:val="0"/>
-          <w:sz w:val="22"/>
-        </w:rPr>
-        <w:t>Велосипед көптөгөн шаарларда негизги транспорт бойдон калууда; анын түтүгү, дөңгөлөгү жана эки дөңгөлөктүү геометриясы кийин мотоцикл менен алгачкы автоунааларга негиз болгон</w:t>
+        <w:t>Велосипед көп шаарда негизги транспорт бойдон калып, кийинки мотоцикл жана алгачкы автомобиль түзүлүштөрүнө салым кошкон.</w:t>
       </w:r>
     </w:p>
     <w:p>
       <w:pPr>
-        <w:keepNext/>
-        <w:spacing w:before="240" w:after="120"/>
+        <w:pStyle w:val="Heading1"/>
+        <w:widowControl/>
       </w:pPr>
       <w:r>
-        <w:rPr>
-          <w:rFonts w:ascii="Calibri" w:hAnsi="Calibri" w:eastAsia="Calibri"/>
-          <w:b/>
-          <w:i w:val="0"/>
-          <w:color w:val="004E8C"/>
-          <w:sz w:val="28"/>
-        </w:rPr>
-        <w:t>Бул эмне</w:t>
+        <w:t>Бул эмне?</w:t>
       </w:r>
     </w:p>
     <w:p>
       <w:pPr>
-        <w:spacing w:after="160" w:line="276" w:lineRule="auto"/>
+        <w:widowControl/>
       </w:pPr>
       <w:r>
-        <w:rPr>
-          <w:rFonts w:ascii="Calibri" w:hAnsi="Calibri" w:eastAsia="Calibri"/>
-          <w:b w:val="0"/>
-          <w:i w:val="0"/>
-          <w:sz w:val="22"/>
-        </w:rPr>
-        <w:t>Велосипед — бир сызыкта жайгашкан эки дөңгөлөгү, отургучу, рулу жана адатта чынжыр аркылуу арткы дөңгөлөккө туташкан педалы бар башкарылуучу машина. Айдоочу тең салмакты сактап, багытты башкарып жана өз күчү менен кыймыл берет; тиштүү берүү менен тормоз көзөмөлдү тактайт. Болот, алюминий же курама материалдан жасалган рама жеңил жүрүүгө керектүү геометрияны кармайт. Жөнөкөй айтканда, велосипед — өз бутуңдун күчү менен жүргөн жеке транспорт.</w:t>
+        <w:t>Велосипедде бир сызыктагы эки дөңгөлөк, ээр, рул жана адатта арткы дөңгөлөккө чынжыр менен байланышкан тиштүү дөңгөлөктү айланткан педаль бар. Айдоочу тең салмакты, багытты жана күчтү камсыз кылат; берүүлөр менен тормоз башкарууну жакшыртат. Болот, алюминий же курама рама натыйжалуу тоголонууга керектүү геометрияны сактайт. Бул өз бутуң менен жүргөн жеке транспорт.</w:t>
       </w:r>
     </w:p>
     <w:p>
       <w:pPr>
-        <w:keepNext/>
-        <w:spacing w:before="240" w:after="120"/>
+        <w:pStyle w:val="Heading1"/>
+        <w:widowControl/>
       </w:pPr>
       <w:r>
-        <w:rPr>
-          <w:rFonts w:ascii="Calibri" w:hAnsi="Calibri" w:eastAsia="Calibri"/>
-          <w:b/>
-          <w:i w:val="0"/>
-          <w:color w:val="004E8C"/>
-          <w:sz w:val="28"/>
-        </w:rPr>
-        <w:t>Аны ким ачкан же ойлоп тапкан</w:t>
+        <w:t xml:space="preserve">Ким ойлоп тапкан</w:t>
       </w:r>
     </w:p>
     <w:p>
       <w:pPr>
-        <w:spacing w:after="160" w:line="276" w:lineRule="auto"/>
+        <w:widowControl/>
       </w:pPr>
       <w:r>
-        <w:rPr>
-          <w:rFonts w:ascii="Calibri" w:hAnsi="Calibri" w:eastAsia="Calibri"/>
-          <w:b w:val="0"/>
-          <w:i w:val="0"/>
-          <w:sz w:val="22"/>
-        </w:rPr>
-        <w:t>Карл Дрездин laufmaschine аттуу аппараты эки дөңгөлөктүү унаа идеясын ачкан. Мишонун устаканасы сыяктуу француз өндүрүүчүлөр алдыңкы дөңгөлөккө педаль кошкон. Британияда Жон Кемп Старли жана башка усталар чынжырлуу коопсуз велосипедди өркүндөтүп, ал азыркы велосипеддин үлгүсүнө айланган. Шина ойлоп табуучулар, рама жасоочулар жана велоклуб мүчөлөрү системаны толуктаган. Велосипедди бир эле патент жараткан эмес; ал көптөгөн устаканалардын ырааттуу эмгегинен чыккан.</w:t>
+        <w:t>Карл Дрездин «жүгүрүүчү машинасы» эки дөңгөлөк идеясын ачкан. Франциядагы Мишо устаканасы сыяктуу жасоочулар алдыңкы дөңгөлөккө педаль кошкон. Британияда Жон Кемп Старли жана башкалар азыркы үлгүгө айланган чынжырлуу коопсуз велосипедди жакшырткан. Шина ойлоп табуучулар, рама усталары жана клуб айдоочулары системаны толуктаган. Велосипед бир патентке эмес, бир нече устакананын уланган ишине таандык.</w:t>
       </w:r>
     </w:p>
     <w:p>
       <w:pPr>
-        <w:keepNext/>
-        <w:spacing w:before="240" w:after="120"/>
+        <w:pStyle w:val="Heading1"/>
+        <w:widowControl/>
       </w:pPr>
       <w:r>
-        <w:rPr>
-          <w:rFonts w:ascii="Calibri" w:hAnsi="Calibri" w:eastAsia="Calibri"/>
-          <w:b/>
-          <w:i w:val="0"/>
-          <w:color w:val="004E8C"/>
-          <w:sz w:val="28"/>
-        </w:rPr>
-        <w:t>Качан жана кантип пайда болгон</w:t>
+        <w:t>Качан жана кантип пайда болгон?</w:t>
       </w:r>
     </w:p>
     <w:p>
       <w:pPr>
-        <w:spacing w:after="160" w:line="276" w:lineRule="auto"/>
+        <w:widowControl/>
       </w:pPr>
       <w:r>
-        <w:rPr>
-          <w:rFonts w:ascii="Calibri" w:hAnsi="Calibri" w:eastAsia="Calibri"/>
-          <w:b w:val="0"/>
-          <w:i w:val="0"/>
-          <w:sz w:val="22"/>
-        </w:rPr>
-        <w:t>1817-жылдан кийин Европада кызыгуу үчүн жасалган эки дөңгөлөктүү аппараттар көрүнө баштаган. 1860-жылдардагы өсүш педаль тебүүнү мода кылды; андан соң алдыңкы дөңгөлөгү өтө чоң велосипеддер, кийин 1880-жылдардагы коопсуз ромб сымал рама пайда болду. Аба толтурулган шина менен таш төшөлгөн жолдор 1890-жылдары велосипедди жумушка каттоочу унаага айлантты. XX кылымдагы массалык өндүрүш завод жумушчуларына жана өнүгүп жаткан өлкөлөрдүн көчөлөрүнө миллиондогон велосипед чыгарды. Кийин электр жардамчы кыймылдаткыч жолду узартты, бирок адамдын күчү негизги роль бойдон калды.</w:t>
+        <w:t>1817-жылдан кийин Европада көңүл үчүн айдалган машиналар чыккан. 1860-жылдардагы өсүш педаль басууну мода кылган; андан соң чоң алдыңкы дөңгөлөктүүлөр, кийин 1880-жылдардагы коопсузураак ромб сымал рама келген. Аба шиналары жана төшөлгөн жол 1890-жылдарга карата велосипедди жумушка каттоо куралы кылган. XX кылымдагы массалык өндүрүш аны завод жумушчуларына жана өнүгүп жаткан өлкөлөрдүн көчөлөрүнө жеткирген. Кийин электр жардамы адам күчүнүн негизин жойбой аралыкты узарткан.</w:t>
       </w:r>
     </w:p>
     <w:p>
       <w:pPr>
-        <w:keepNext/>
-        <w:spacing w:before="240" w:after="120"/>
+        <w:pStyle w:val="Heading1"/>
+        <w:widowControl/>
       </w:pPr>
       <w:r>
-        <w:rPr>
-          <w:rFonts w:ascii="Calibri" w:hAnsi="Calibri" w:eastAsia="Calibri"/>
-          <w:b/>
-          <w:i w:val="0"/>
-          <w:color w:val="004E8C"/>
-          <w:sz w:val="28"/>
-        </w:rPr>
-        <w:t>Илимий жактан мааниси</w:t>
+        <w:t>Илим үчүн мааниси</w:t>
       </w:r>
     </w:p>
     <w:p>
       <w:pPr>
-        <w:spacing w:after="160" w:line="276" w:lineRule="auto"/>
+        <w:widowControl/>
       </w:pPr>
       <w:r>
-        <w:rPr>
-          <w:rFonts w:ascii="Calibri" w:hAnsi="Calibri" w:eastAsia="Calibri"/>
-          <w:b w:val="0"/>
-          <w:i w:val="0"/>
-          <w:sz w:val="22"/>
-        </w:rPr>
-        <w:t>Велосипед булчуң күчүн тоголонуу каршылыгы аз болгон аралыкка өтө натыйжалуу айландырууну көрсөтөт. Аны жасоо түтүктөр, подшипниктер жана спицалардын тартылышы аркылуу материал таанууга салым кошту. Жол кыймылынын инженерлери жана коомдук саламаттык адистери азыр да велосипеддин транспорттогу үлүшүн жана ден соолукка таасирин өлчөйт. Илимий жактан велосипед рычагдын, тең салмактын жана адам энергиясынын таза мисалы.</w:t>
+        <w:t>Велосипед аз тоголонуу каршылыгы менен булчуң жумушун аралыкка натыйжалуу айландырат. Түтүк, подшипник жана чабак чыңалуусу материал таанууну үйрөткөн. Жол инженериясы жана коомдук саламаттык изилдөөсү велосипеддин үлүшү менен дене даярдыгына таасирин дагы өлчөйт. Бул рычаг, тең салмак жана адам энергиясынын даана мисалы.</w:t>
       </w:r>
     </w:p>
     <w:p>
       <w:pPr>
-        <w:keepNext/>
-        <w:spacing w:before="240" w:after="120"/>
+        <w:pStyle w:val="Heading1"/>
+        <w:widowControl/>
       </w:pPr>
       <w:r>
-        <w:rPr>
-          <w:rFonts w:ascii="Calibri" w:hAnsi="Calibri" w:eastAsia="Calibri"/>
-          <w:b/>
-          <w:i w:val="0"/>
-          <w:color w:val="004E8C"/>
-          <w:sz w:val="28"/>
-        </w:rPr>
-        <w:t>Кийинки өнүгүүлөргө тийгизген таасири</w:t>
+        <w:t>Кийинки өнүгүүгө тийгизген таасири</w:t>
       </w:r>
     </w:p>
     <w:p>
       <w:pPr>
-        <w:spacing w:after="160" w:line="276" w:lineRule="auto"/>
+        <w:widowControl/>
       </w:pPr>
       <w:r>
-        <w:rPr>
-          <w:rFonts w:ascii="Calibri" w:hAnsi="Calibri" w:eastAsia="Calibri"/>
-          <w:b w:val="0"/>
-          <w:i w:val="0"/>
-          <w:sz w:val="22"/>
-        </w:rPr>
-        <w:t>Мотоцикл жана алгачкы автоунаа жасоочулар велосипед устаканаларындагы түтүктү, чынжырды жана дөңгөлөктү колдонгон. Коопсуз велосипед аялдардын кийимин өзгөртүү жана өз алдынча жүрүү укугу үчүн өнөктүктөр менен катар жайылган. Азыр шаар пландоо климат менен тыгын маселесин чечүү үчүн велосипед жолдорун кайра ачууда. Бөлүктөрдүн жалпы стандарттары дүйнөлүк жеткирүү чынжырында ар башка рамалар менен тетиктерди бириктирүүгө мүмкүндүк берет.</w:t>
+        <w:t>Мотоцикл жана алгачкы автомобиль велосипед устаканасынын түтүгүн, чынжырын жана дөңгөлөгүн мурастаган. Коопсуз велосипед аялдардын кийим реформасы жана өз алдынча жүрүү өнөктүктөрү менен коштолгон. Шаар пландоо велосипед жолун климат жана тыгын куралы катары кайра ачууда. Тетик стандарттары дүйнөлүк жеткирүү чынжырына рама жана жабдык топтомун чогултууга шарт түзөт.</w:t>
       </w:r>
     </w:p>
     <w:p>
       <w:pPr>
-        <w:keepNext/>
-        <w:spacing w:before="240" w:after="120"/>
+        <w:pStyle w:val="Heading1"/>
+        <w:widowControl/>
       </w:pPr>
       <w:r>
-        <w:rPr>
-          <w:rFonts w:ascii="Calibri" w:hAnsi="Calibri" w:eastAsia="Calibri"/>
-          <w:b/>
-          <w:i w:val="0"/>
-          <w:color w:val="004E8C"/>
-          <w:sz w:val="28"/>
-        </w:rPr>
-        <w:t>Адамдардын жашоосун кантип өзгөрткөн</w:t>
+        <w:t>Адамдардын жашоосун кантип өзгөрткөн?</w:t>
       </w:r>
     </w:p>
     <w:p>
       <w:pPr>
-        <w:spacing w:after="160" w:line="276" w:lineRule="auto"/>
+        <w:widowControl/>
       </w:pPr>
       <w:r>
-        <w:rPr>
-          <w:rFonts w:ascii="Calibri" w:hAnsi="Calibri" w:eastAsia="Calibri"/>
-          <w:b w:val="0"/>
-          <w:i w:val="0"/>
-          <w:sz w:val="22"/>
-        </w:rPr>
-        <w:t>Жумушчулар алысыраак жердеги жумушка жете баштады, балдардын өз алдынча бара турган аймагы кеңейди, эки дөңгөлөктө таанышуу жана саякат маданияты өнүктү. Шаарлар күн сайын велосипед менен жетүүгө боло турган багыттардын айланасында тыгыздалды. Ылдамдык жаракатты жана жолдогу жаңжалды да алып келди. Ошого карабастан, миллиарддаган адам үчүн велосипед үйдөн керектүү жерге жеткирген эң арзан машина бойдон калууда.</w:t>
+        <w:t>Жумушчу алыскы ишке жеткен; бала өз алдынча алысыраак бара алган; жолугушуу жана саякат маданияты эки дөңгөлөктө өскөн. Шаарлар күн сайын айдоого боло турган багыттардын айланасында тыгыздалган. Ылдамдык менен жаракат жана жол жаңжалы да келген. Ошентсе да миллиарддаган адам үчүн велосипед эшиктен эшикке жеткирген эң арзан машина бойдон калат.</w:t>
       </w:r>
     </w:p>
     <w:p>
       <w:pPr>
-        <w:keepNext/>
-        <w:spacing w:before="240" w:after="120"/>
+        <w:pStyle w:val="Heading1"/>
+        <w:widowControl/>
       </w:pPr>
       <w:r>
-        <w:rPr>
-          <w:rFonts w:ascii="Calibri" w:hAnsi="Calibri" w:eastAsia="Calibri"/>
-          <w:b/>
-          <w:i w:val="0"/>
-          <w:color w:val="004E8C"/>
-          <w:sz w:val="28"/>
-        </w:rPr>
-        <w:t>Булактар жана шилтемелер</w:t>
+        <w:t>Булактар жана кошумча окуу</w:t>
       </w:r>
     </w:p>
     <w:p>
       <w:pPr>
-        <w:keepNext/>
-        <w:spacing w:before="240" w:after="120"/>
+        <w:pStyle w:val="Heading2"/>
+        <w:widowControl/>
       </w:pPr>
       <w:r>
         <w:rPr>
-          <w:rFonts w:ascii="Calibri" w:hAnsi="Calibri" w:eastAsia="Calibri"/>
-          <w:b/>
-          <w:i w:val="0"/>
-          <w:color w:val="004E8C"/>
-          <w:sz w:val="24"/>
+          <w:sz w:val="20"/>
         </w:rPr>
-        <w:t>A. Китептер жана негизги илимий эмгектер</w:t>
+        <w:t>Китептер жана негизги илимий эмгектер</w:t>
       </w:r>
     </w:p>
     <w:p>
       <w:pPr>
-        <w:spacing w:after="80"/>
-        <w:ind w:left="360"/>
+        <w:widowControl/>
       </w:pPr>
       <w:r>
         <w:rPr>
-          <w:rFonts w:ascii="Calibri" w:hAnsi="Calibri" w:eastAsia="Calibri"/>
-          <w:b w:val="0"/>
-          <w:i w:val="0"/>
-          <w:sz w:val="22"/>
+          <w:sz w:val="20"/>
         </w:rPr>
         <w:t>1. Herlihy, David V. Bicycle: The History. New Haven: Yale University Press, 2004.</w:t>
       </w:r>
     </w:p>
     <w:p>
       <w:pPr>
-        <w:keepNext/>
-        <w:spacing w:before="240" w:after="120"/>
+        <w:pStyle w:val="Heading2"/>
+        <w:widowControl/>
       </w:pPr>
       <w:r>
         <w:rPr>
-          <w:rFonts w:ascii="Calibri" w:hAnsi="Calibri" w:eastAsia="Calibri"/>
-          <w:b/>
-          <w:i w:val="0"/>
-          <w:color w:val="004E8C"/>
-          <w:sz w:val="24"/>
+          <w:sz w:val="20"/>
         </w:rPr>
-        <w:t>C. Мекемелердин материалдары жана энциклопедиялык булактар</w:t>
+        <w:t>Уюмдардын жана энциклопедиялардын материалдары</w:t>
       </w:r>
     </w:p>
     <w:p>
       <w:pPr>
-        <w:spacing w:after="80"/>
-        <w:ind w:left="360"/>
+        <w:widowControl/>
       </w:pPr>
       <w:r>
         <w:rPr>
-          <w:rFonts w:ascii="Calibri" w:hAnsi="Calibri" w:eastAsia="Calibri"/>
-          <w:b w:val="0"/>
-          <w:i w:val="0"/>
-          <w:sz w:val="22"/>
+          <w:sz w:val="20"/>
         </w:rPr>
-        <w:t>1. Encyclopaedia Britannica. «Велосипед».</w:t>
-      </w:r>
-      <w:r>
-        <w:rPr>
-          <w:rFonts w:ascii="Calibri" w:hAnsi="Calibri" w:eastAsia="Calibri"/>
-          <w:b w:val="0"/>
-          <w:i w:val="0"/>
-          <w:sz w:val="22"/>
-        </w:rPr>
-        <w:t xml:space="preserve"> </w:t>
+        <w:t xml:space="preserve">1. Encyclopaedia Britannica. 'Bicycle.' </w:t>
       </w:r>
       <w:hyperlink r:id="rId9">
         <w:r>
           <w:rPr>
-            <w:rFonts w:ascii="Calibri" w:hAnsi="Calibri" w:eastAsia="Calibri"/>
-            <w:b w:val="0"/>
-            <w:i w:val="0"/>
-            <w:sz w:val="22"/>
-            <w:color w:val="0563C1"/>
-            <w:u w:val="single"/>
+            <w:sz w:val="20"/>
           </w:rPr>
           <w:t>https://www.britannica.com/technology/bicycle</w:t>
         </w:r>
       </w:hyperlink>
+      <w:r>
+        <w:rPr>
+          <w:sz w:val="20"/>
+        </w:rPr>
+      </w:r>
     </w:p>
     <w:p>
       <w:pPr>
-        <w:spacing w:after="80"/>
-        <w:ind w:left="360"/>
+        <w:widowControl/>
       </w:pPr>
       <w:r>
         <w:rPr>
-          <w:rFonts w:ascii="Calibri" w:hAnsi="Calibri" w:eastAsia="Calibri"/>
-          <w:b w:val="0"/>
-          <w:i w:val="0"/>
-          <w:sz w:val="22"/>
+          <w:sz w:val="20"/>
         </w:rPr>
-        <w:t>2. Smithsonian Institution. Велосипед тууралуу атайын материал.</w:t>
-      </w:r>
-      <w:r>
-        <w:rPr>
-          <w:rFonts w:ascii="Calibri" w:hAnsi="Calibri" w:eastAsia="Calibri"/>
-          <w:b w:val="0"/>
-          <w:i w:val="0"/>
-          <w:sz w:val="22"/>
-        </w:rPr>
-        <w:t xml:space="preserve"> </w:t>
+        <w:t xml:space="preserve">2. Smithsonian Institution. Bicycle spotlight. </w:t>
       </w:r>
       <w:hyperlink r:id="rId10">
         <w:r>
           <w:rPr>
-            <w:rFonts w:ascii="Calibri" w:hAnsi="Calibri" w:eastAsia="Calibri"/>
-            <w:b w:val="0"/>
-            <w:i w:val="0"/>
-            <w:sz w:val="22"/>
-            <w:color w:val="0563C1"/>
-            <w:u w:val="single"/>
+            <w:sz w:val="20"/>
           </w:rPr>
           <w:t>https://www.si.edu/spotlight/bicycle</w:t>
         </w:r>
       </w:hyperlink>
-    </w:p>
-    <w:p>
-      <w:pPr>
-        <w:keepNext/>
-        <w:spacing w:before="240" w:after="120"/>
-      </w:pPr>
       <w:r>
         <w:rPr>
-          <w:rFonts w:ascii="Calibri" w:hAnsi="Calibri" w:eastAsia="Calibri"/>
-          <w:b/>
-          <w:i w:val="0"/>
-          <w:color w:val="004E8C"/>
-          <w:sz w:val="24"/>
+          <w:sz w:val="20"/>
         </w:rPr>
-        <w:t>D. Музейлердин, архивдердин жана китепканалардын материалдары</w:t>
       </w:r>
     </w:p>
     <w:p>
       <w:pPr>
-        <w:spacing w:after="80"/>
-        <w:ind w:left="360"/>
+        <w:pStyle w:val="Heading2"/>
+        <w:widowControl/>
       </w:pPr>
       <w:r>
         <w:rPr>
-          <w:rFonts w:ascii="Calibri" w:hAnsi="Calibri" w:eastAsia="Calibri"/>
-          <w:b w:val="0"/>
-          <w:i w:val="0"/>
-          <w:sz w:val="22"/>
+          <w:sz w:val="20"/>
         </w:rPr>
-        <w:t>1. Science Museum (London). Велосипед жана транспорт жыйнактары.</w:t>
+        <w:t>Музейлердин, архивдердин жана китепканалардын материалдары</w:t>
       </w:r>
+    </w:p>
+    <w:p>
+      <w:pPr>
+        <w:widowControl/>
+      </w:pPr>
       <w:r>
         <w:rPr>
-          <w:rFonts w:ascii="Calibri" w:hAnsi="Calibri" w:eastAsia="Calibri"/>
-          <w:b w:val="0"/>
-          <w:i w:val="0"/>
-          <w:sz w:val="22"/>
+          <w:sz w:val="20"/>
         </w:rPr>
-        <w:t xml:space="preserve"> </w:t>
+        <w:t xml:space="preserve">1. Science Museum (London). Bicycle and transport collections. </w:t>
       </w:r>
       <w:hyperlink r:id="rId11">
         <w:r>
           <w:rPr>
-            <w:rFonts w:ascii="Calibri" w:hAnsi="Calibri" w:eastAsia="Calibri"/>
-            <w:b w:val="0"/>
-            <w:i w:val="0"/>
-            <w:sz w:val="22"/>
-            <w:color w:val="0563C1"/>
-            <w:u w:val="single"/>
+            <w:sz w:val="20"/>
           </w:rPr>
           <w:t>https://www.sciencemuseum.org.uk/objects-and-stories</w:t>
         </w:r>
       </w:hyperlink>
+      <w:r>
+        <w:rPr>
+          <w:sz w:val="20"/>
+        </w:rPr>
+      </w:r>
     </w:p>
     <w:p>
       <w:pPr>
-        <w:spacing w:after="80"/>
-        <w:ind w:left="360"/>
+        <w:widowControl/>
       </w:pPr>
       <w:r>
         <w:rPr>
-          <w:rFonts w:ascii="Calibri" w:hAnsi="Calibri" w:eastAsia="Calibri"/>
-          <w:b w:val="0"/>
-          <w:i w:val="0"/>
-          <w:sz w:val="22"/>
+          <w:sz w:val="20"/>
         </w:rPr>
-        <w:t>2. Smithsonian National Museum of American History. «Америка кыймылда».</w:t>
-      </w:r>
-      <w:r>
-        <w:rPr>
-          <w:rFonts w:ascii="Calibri" w:hAnsi="Calibri" w:eastAsia="Calibri"/>
-          <w:b w:val="0"/>
-          <w:i w:val="0"/>
-          <w:sz w:val="22"/>
-        </w:rPr>
-        <w:t xml:space="preserve"> </w:t>
+        <w:t xml:space="preserve">2. Smithsonian National Museum of American History. America on the Move. </w:t>
       </w:r>
       <w:hyperlink r:id="rId12">
         <w:r>
           <w:rPr>
-            <w:rFonts w:ascii="Calibri" w:hAnsi="Calibri" w:eastAsia="Calibri"/>
-            <w:b w:val="0"/>
-            <w:i w:val="0"/>
-            <w:sz w:val="22"/>
-            <w:color w:val="0563C1"/>
-            <w:u w:val="single"/>
+            <w:sz w:val="20"/>
           </w:rPr>
           <w:t>https://americanhistory.si.edu/america-on-the-move</w:t>
         </w:r>
       </w:hyperlink>
+      <w:r>
+        <w:rPr>
+          <w:sz w:val="20"/>
+        </w:rPr>
+      </w:r>
     </w:p>
     <w:sectPr>
-      <w:pgSz w:w="12240" w:h="15840"/>
-      <w:pgMar w:top="1296" w:right="1440" w:bottom="1296" w:left="1440" w:header="720" w:footer="720" w:gutter="0"/>
+      <w:footerReference w:type="default" r:id="rId13"/>
+      <w:pgSz w:w="11906" w:h="16838"/>
+      <w:pgMar w:top="1020" w:right="1134" w:bottom="1020" w:left="1134" w:header="720" w:footer="720" w:gutter="0"/>
       <w:cols w:space="720"/>
       <w:docGrid w:linePitch="360"/>
     </w:sectPr>
   </w:body>
 </w:document>
+</file>
+
+<file path=word/footer1.xml><?xml version="1.0" encoding="utf-8"?>
+<w:ftr xmlns:m="http://schemas.openxmlformats.org/officeDocument/2006/math" xmlns:mc="http://schemas.openxmlformats.org/markup-compatibility/2006" xmlns:mo="http://schemas.microsoft.com/office/mac/office/2008/main" xmlns:mv="urn:schemas-microsoft-com:mac:vml" xmlns:o="urn:schemas-microsoft-com:office:office" xmlns:r="http://schemas.openxmlformats.org/officeDocument/2006/relationships" xmlns:v="urn:schemas-microsoft-com:vml" xmlns:w10="urn:schemas-microsoft-com:office:word" xmlns:w14="http://schemas.microsoft.com/office/word/2010/wordml" xmlns:w="http://schemas.openxmlformats.org/wordprocessingml/2006/main" xmlns:wne="http://schemas.microsoft.com/office/word/2006/wordml" xmlns:wp14="http://schemas.microsoft.com/office/word/2010/wordprocessingDrawing" xmlns:wp="http://schemas.openxmlformats.org/drawingml/2006/wordprocessingDrawing" xmlns:wpc="http://schemas.microsoft.com/office/word/2010/wordprocessingCanvas" xmlns:wpg="http://schemas.microsoft.com/office/word/2010/wordprocessingGroup" xmlns:wpi="http://schemas.microsoft.com/office/word/2010/wordprocessingInk" xmlns:wps="http://schemas.microsoft.com/office/word/2010/wordprocessingShape" mc:Ignorable="w14 wp14">
+  <w:p>
+    <w:pPr>
+      <w:pStyle w:val="Footer"/>
+      <w:jc w:val="right"/>
+    </w:pPr>
+    <w:fldSimple w:instr="PAGE"/>
+  </w:p>
+</w:ftr>
 </file>
 
 <file path=word/numbering.xml><?xml version="1.0" encoding="utf-8"?>
@@ -772,7 +582,7 @@
   <w:docDefaults>
     <w:rPrDefault>
       <w:rPr>
-        <w:rFonts w:asciiTheme="minorHAnsi" w:eastAsiaTheme="minorEastAsia" w:hAnsiTheme="minorHAnsi" w:cstheme="minorBidi"/>
+        <w:rFonts/>
         <w:sz w:val="22"/>
         <w:szCs w:val="22"/>
         <w:lang w:val="en-US" w:eastAsia="en-US" w:bidi="ar-SA"/>
@@ -927,6 +737,15 @@
     <w:name w:val="Normal"/>
     <w:qFormat/>
     <w:rsid w:val="00FC693F"/>
+    <w:pPr>
+      <w:spacing w:after="120" w:line="259" w:lineRule="auto"/>
+    </w:pPr>
+    <w:rPr>
+      <w:rFonts w:ascii="Times New Roman" w:hAnsi="Times New Roman"/>
+      <w:color w:val="000000"/>
+      <w:sz w:val="24"/>
+      <w:lang w:val="ky-KG"/>
+    </w:rPr>
   </w:style>
   <w:style w:type="paragraph" w:styleId="Header">
     <w:name w:val="header"/>
@@ -983,16 +802,17 @@
     <w:pPr>
       <w:keepNext/>
       <w:keepLines/>
-      <w:spacing w:before="480" w:after="0"/>
+      <w:spacing w:before="480" w:after="120" w:line="259" w:lineRule="auto"/>
       <w:outlineLvl w:val="0"/>
     </w:pPr>
     <w:rPr>
-      <w:rFonts w:asciiTheme="majorHAnsi" w:eastAsiaTheme="majorEastAsia" w:hAnsiTheme="majorHAnsi" w:cstheme="majorBidi"/>
+      <w:rFonts w:ascii="Times New Roman" w:hAnsi="Times New Roman"/>
       <w:b/>
       <w:bCs/>
-      <w:color w:val="365F91" w:themeColor="accent1" w:themeShade="BF"/>
-      <w:sz w:val="28"/>
+      <w:color w:val="000000"/>
+      <w:sz w:val="26"/>
       <w:szCs w:val="28"/>
+      <w:lang w:val="ky-KG"/>
     </w:rPr>
   </w:style>
   <w:style w:type="paragraph" w:styleId="Heading2">
@@ -1007,16 +827,17 @@
     <w:pPr>
       <w:keepNext/>
       <w:keepLines/>
-      <w:spacing w:before="200" w:after="0"/>
+      <w:spacing w:before="200" w:after="120" w:line="259" w:lineRule="auto"/>
       <w:outlineLvl w:val="1"/>
     </w:pPr>
     <w:rPr>
-      <w:rFonts w:asciiTheme="majorHAnsi" w:eastAsiaTheme="majorEastAsia" w:hAnsiTheme="majorHAnsi" w:cstheme="majorBidi"/>
+      <w:rFonts w:ascii="Times New Roman" w:hAnsi="Times New Roman"/>
       <w:b/>
       <w:bCs/>
-      <w:color w:val="4F81BD" w:themeColor="accent1"/>
+      <w:color w:val="000000"/>
       <w:sz w:val="26"/>
       <w:szCs w:val="26"/>
+      <w:lang w:val="ky-KG"/>
     </w:rPr>
   </w:style>
   <w:style w:type="paragraph" w:styleId="Heading3">
@@ -1035,7 +856,7 @@
       <w:outlineLvl w:val="2"/>
     </w:pPr>
     <w:rPr>
-      <w:rFonts w:asciiTheme="majorHAnsi" w:eastAsiaTheme="majorEastAsia" w:hAnsiTheme="majorHAnsi" w:cstheme="majorBidi"/>
+      <w:rFonts/>
       <w:b/>
       <w:bCs/>
       <w:color w:val="4F81BD" w:themeColor="accent1"/>
@@ -1058,7 +879,7 @@
       <w:outlineLvl w:val="3"/>
     </w:pPr>
     <w:rPr>
-      <w:rFonts w:asciiTheme="majorHAnsi" w:eastAsiaTheme="majorEastAsia" w:hAnsiTheme="majorHAnsi" w:cstheme="majorBidi"/>
+      <w:rFonts/>
       <w:b/>
       <w:bCs/>
       <w:i/>
@@ -1083,7 +904,7 @@
       <w:outlineLvl w:val="4"/>
     </w:pPr>
     <w:rPr>
-      <w:rFonts w:asciiTheme="majorHAnsi" w:eastAsiaTheme="majorEastAsia" w:hAnsiTheme="majorHAnsi" w:cstheme="majorBidi"/>
+      <w:rFonts/>
       <w:color w:val="243F60" w:themeColor="accent1" w:themeShade="7F"/>
     </w:rPr>
   </w:style>
@@ -1104,7 +925,7 @@
       <w:outlineLvl w:val="5"/>
     </w:pPr>
     <w:rPr>
-      <w:rFonts w:asciiTheme="majorHAnsi" w:eastAsiaTheme="majorEastAsia" w:hAnsiTheme="majorHAnsi" w:cstheme="majorBidi"/>
+      <w:rFonts/>
       <w:i/>
       <w:iCs/>
       <w:color w:val="243F60" w:themeColor="accent1" w:themeShade="7F"/>
@@ -1127,7 +948,7 @@
       <w:outlineLvl w:val="6"/>
     </w:pPr>
     <w:rPr>
-      <w:rFonts w:asciiTheme="majorHAnsi" w:eastAsiaTheme="majorEastAsia" w:hAnsiTheme="majorHAnsi" w:cstheme="majorBidi"/>
+      <w:rFonts/>
       <w:i/>
       <w:iCs/>
       <w:color w:val="404040" w:themeColor="text1" w:themeTint="BF"/>
@@ -1150,7 +971,7 @@
       <w:outlineLvl w:val="7"/>
     </w:pPr>
     <w:rPr>
-      <w:rFonts w:asciiTheme="majorHAnsi" w:eastAsiaTheme="majorEastAsia" w:hAnsiTheme="majorHAnsi" w:cstheme="majorBidi"/>
+      <w:rFonts/>
       <w:color w:val="4F81BD" w:themeColor="accent1"/>
       <w:sz w:val="20"/>
       <w:szCs w:val="20"/>
@@ -1173,7 +994,7 @@
       <w:outlineLvl w:val="8"/>
     </w:pPr>
     <w:rPr>
-      <w:rFonts w:asciiTheme="majorHAnsi" w:eastAsiaTheme="majorEastAsia" w:hAnsiTheme="majorHAnsi" w:cstheme="majorBidi"/>
+      <w:rFonts/>
       <w:i/>
       <w:iCs/>
       <w:color w:val="404040" w:themeColor="text1" w:themeTint="BF"/>
@@ -1224,7 +1045,7 @@
     <w:uiPriority w:val="9"/>
     <w:rsid w:val="00FC693F"/>
     <w:rPr>
-      <w:rFonts w:asciiTheme="majorHAnsi" w:eastAsiaTheme="majorEastAsia" w:hAnsiTheme="majorHAnsi" w:cstheme="majorBidi"/>
+      <w:rFonts/>
       <w:b/>
       <w:bCs/>
       <w:color w:val="365F91" w:themeColor="accent1" w:themeShade="BF"/>
@@ -1239,7 +1060,7 @@
     <w:uiPriority w:val="9"/>
     <w:rsid w:val="00FC693F"/>
     <w:rPr>
-      <w:rFonts w:asciiTheme="majorHAnsi" w:eastAsiaTheme="majorEastAsia" w:hAnsiTheme="majorHAnsi" w:cstheme="majorBidi"/>
+      <w:rFonts/>
       <w:b/>
       <w:bCs/>
       <w:color w:val="4F81BD" w:themeColor="accent1"/>
@@ -1254,7 +1075,7 @@
     <w:uiPriority w:val="9"/>
     <w:rsid w:val="00FC693F"/>
     <w:rPr>
-      <w:rFonts w:asciiTheme="majorHAnsi" w:eastAsiaTheme="majorEastAsia" w:hAnsiTheme="majorHAnsi" w:cstheme="majorBidi"/>
+      <w:rFonts/>
       <w:b/>
       <w:bCs/>
       <w:color w:val="4F81BD" w:themeColor="accent1"/>
@@ -1269,19 +1090,17 @@
     <w:qFormat/>
     <w:rsid w:val="00FC693F"/>
     <w:pPr>
-      <w:pBdr>
-        <w:bottom w:val="single" w:sz="8" w:space="4" w:color="4F81BD" w:themeColor="accent1"/>
-      </w:pBdr>
-      <w:spacing w:after="300" w:line="240" w:lineRule="auto"/>
+      <w:spacing w:after="120" w:line="259" w:lineRule="auto"/>
       <w:contextualSpacing/>
     </w:pPr>
     <w:rPr>
-      <w:rFonts w:asciiTheme="majorHAnsi" w:eastAsiaTheme="majorEastAsia" w:hAnsiTheme="majorHAnsi" w:cstheme="majorBidi"/>
-      <w:color w:val="17365D" w:themeColor="text2" w:themeShade="BF"/>
+      <w:rFonts w:ascii="Times New Roman" w:hAnsi="Times New Roman"/>
+      <w:color w:val="000000"/>
       <w:spacing w:val="5"/>
       <w:kern w:val="28"/>
-      <w:sz w:val="52"/>
+      <w:sz w:val="40"/>
       <w:szCs w:val="52"/>
+      <w:lang w:val="ky-KG"/>
     </w:rPr>
   </w:style>
   <w:style w:type="character" w:customStyle="1" w:styleId="TitleChar">
@@ -1291,7 +1110,7 @@
     <w:uiPriority w:val="10"/>
     <w:rsid w:val="00FC693F"/>
     <w:rPr>
-      <w:rFonts w:asciiTheme="majorHAnsi" w:eastAsiaTheme="majorEastAsia" w:hAnsiTheme="majorHAnsi" w:cstheme="majorBidi"/>
+      <w:rFonts/>
       <w:color w:val="17365D" w:themeColor="text2" w:themeShade="BF"/>
       <w:spacing w:val="5"/>
       <w:kern w:val="28"/>
@@ -1313,7 +1132,7 @@
       </w:numPr>
     </w:pPr>
     <w:rPr>
-      <w:rFonts w:asciiTheme="majorHAnsi" w:eastAsiaTheme="majorEastAsia" w:hAnsiTheme="majorHAnsi" w:cstheme="majorBidi"/>
+      <w:rFonts/>
       <w:i/>
       <w:iCs/>
       <w:color w:val="4F81BD" w:themeColor="accent1"/>
@@ -1329,7 +1148,7 @@
     <w:uiPriority w:val="11"/>
     <w:rsid w:val="00FC693F"/>
     <w:rPr>
-      <w:rFonts w:asciiTheme="majorHAnsi" w:eastAsiaTheme="majorEastAsia" w:hAnsiTheme="majorHAnsi" w:cstheme="majorBidi"/>
+      <w:rFonts/>
       <w:i/>
       <w:iCs/>
       <w:color w:val="4F81BD" w:themeColor="accent1"/>
@@ -1454,8 +1273,15 @@
       <w:numPr>
         <w:numId w:val="1"/>
       </w:numPr>
+      <w:spacing w:after="120" w:line="259" w:lineRule="auto"/>
       <w:contextualSpacing/>
     </w:pPr>
+    <w:rPr>
+      <w:rFonts w:ascii="Times New Roman" w:hAnsi="Times New Roman"/>
+      <w:color w:val="000000"/>
+      <w:sz w:val="24"/>
+      <w:lang w:val="ky-KG"/>
+    </w:rPr>
   </w:style>
   <w:style w:type="paragraph" w:styleId="ListBullet2">
     <w:name w:val="List Bullet 2"/>
@@ -1627,7 +1453,7 @@
     <w:semiHidden/>
     <w:rsid w:val="00FC693F"/>
     <w:rPr>
-      <w:rFonts w:asciiTheme="majorHAnsi" w:eastAsiaTheme="majorEastAsia" w:hAnsiTheme="majorHAnsi" w:cstheme="majorBidi"/>
+      <w:rFonts/>
       <w:b/>
       <w:bCs/>
       <w:i/>
@@ -1643,7 +1469,7 @@
     <w:semiHidden/>
     <w:rsid w:val="00FC693F"/>
     <w:rPr>
-      <w:rFonts w:asciiTheme="majorHAnsi" w:eastAsiaTheme="majorEastAsia" w:hAnsiTheme="majorHAnsi" w:cstheme="majorBidi"/>
+      <w:rFonts/>
       <w:color w:val="243F60" w:themeColor="accent1" w:themeShade="7F"/>
     </w:rPr>
   </w:style>
@@ -1655,7 +1481,7 @@
     <w:semiHidden/>
     <w:rsid w:val="00FC693F"/>
     <w:rPr>
-      <w:rFonts w:asciiTheme="majorHAnsi" w:eastAsiaTheme="majorEastAsia" w:hAnsiTheme="majorHAnsi" w:cstheme="majorBidi"/>
+      <w:rFonts/>
       <w:i/>
       <w:iCs/>
       <w:color w:val="243F60" w:themeColor="accent1" w:themeShade="7F"/>
@@ -1669,7 +1495,7 @@
     <w:semiHidden/>
     <w:rsid w:val="00FC693F"/>
     <w:rPr>
-      <w:rFonts w:asciiTheme="majorHAnsi" w:eastAsiaTheme="majorEastAsia" w:hAnsiTheme="majorHAnsi" w:cstheme="majorBidi"/>
+      <w:rFonts/>
       <w:i/>
       <w:iCs/>
       <w:color w:val="404040" w:themeColor="text1" w:themeTint="BF"/>
@@ -1683,7 +1509,7 @@
     <w:semiHidden/>
     <w:rsid w:val="00FC693F"/>
     <w:rPr>
-      <w:rFonts w:asciiTheme="majorHAnsi" w:eastAsiaTheme="majorEastAsia" w:hAnsiTheme="majorHAnsi" w:cstheme="majorBidi"/>
+      <w:rFonts/>
       <w:color w:val="4F81BD" w:themeColor="accent1"/>
       <w:sz w:val="20"/>
       <w:szCs w:val="20"/>
@@ -1697,7 +1523,7 @@
     <w:semiHidden/>
     <w:rsid w:val="00FC693F"/>
     <w:rPr>
-      <w:rFonts w:asciiTheme="majorHAnsi" w:eastAsiaTheme="majorEastAsia" w:hAnsiTheme="majorHAnsi" w:cstheme="majorBidi"/>
+      <w:rFonts/>
       <w:i/>
       <w:iCs/>
       <w:color w:val="404040" w:themeColor="text1" w:themeTint="BF"/>
@@ -1756,9 +1582,6 @@
     <w:qFormat/>
     <w:rsid w:val="00FC693F"/>
     <w:pPr>
-      <w:pBdr>
-        <w:bottom w:val="single" w:sz="4" w:space="4" w:color="4F81BD" w:themeColor="accent1"/>
-      </w:pBdr>
       <w:spacing w:before="200" w:after="280"/>
       <w:ind w:left="936" w:right="936"/>
     </w:pPr>
@@ -3286,7 +3109,7 @@
         <w:spacing w:before="0" w:after="0" w:line="240" w:lineRule="auto"/>
       </w:pPr>
       <w:rPr>
-        <w:rFonts w:asciiTheme="majorHAnsi" w:eastAsiaTheme="majorEastAsia" w:hAnsiTheme="majorHAnsi" w:cstheme="majorBidi"/>
+        <w:rFonts/>
         <w:b/>
         <w:bCs/>
       </w:rPr>
@@ -3307,7 +3130,7 @@
         <w:spacing w:before="0" w:after="0" w:line="240" w:lineRule="auto"/>
       </w:pPr>
       <w:rPr>
-        <w:rFonts w:asciiTheme="majorHAnsi" w:eastAsiaTheme="majorEastAsia" w:hAnsiTheme="majorHAnsi" w:cstheme="majorBidi"/>
+        <w:rFonts/>
         <w:b/>
         <w:bCs/>
       </w:rPr>
@@ -3325,14 +3148,14 @@
     </w:tblStylePr>
     <w:tblStylePr w:type="firstCol">
       <w:rPr>
-        <w:rFonts w:asciiTheme="majorHAnsi" w:eastAsiaTheme="majorEastAsia" w:hAnsiTheme="majorHAnsi" w:cstheme="majorBidi"/>
+        <w:rFonts/>
         <w:b/>
         <w:bCs/>
       </w:rPr>
     </w:tblStylePr>
     <w:tblStylePr w:type="lastCol">
       <w:rPr>
-        <w:rFonts w:asciiTheme="majorHAnsi" w:eastAsiaTheme="majorEastAsia" w:hAnsiTheme="majorHAnsi" w:cstheme="majorBidi"/>
+        <w:rFonts/>
         <w:b/>
         <w:bCs/>
       </w:rPr>
@@ -3416,7 +3239,7 @@
         <w:spacing w:before="0" w:after="0" w:line="240" w:lineRule="auto"/>
       </w:pPr>
       <w:rPr>
-        <w:rFonts w:asciiTheme="majorHAnsi" w:eastAsiaTheme="majorEastAsia" w:hAnsiTheme="majorHAnsi" w:cstheme="majorBidi"/>
+        <w:rFonts/>
         <w:b/>
         <w:bCs/>
       </w:rPr>
@@ -3437,7 +3260,7 @@
         <w:spacing w:before="0" w:after="0" w:line="240" w:lineRule="auto"/>
       </w:pPr>
       <w:rPr>
-        <w:rFonts w:asciiTheme="majorHAnsi" w:eastAsiaTheme="majorEastAsia" w:hAnsiTheme="majorHAnsi" w:cstheme="majorBidi"/>
+        <w:rFonts/>
         <w:b/>
         <w:bCs/>
       </w:rPr>
@@ -3455,14 +3278,14 @@
     </w:tblStylePr>
     <w:tblStylePr w:type="firstCol">
       <w:rPr>
-        <w:rFonts w:asciiTheme="majorHAnsi" w:eastAsiaTheme="majorEastAsia" w:hAnsiTheme="majorHAnsi" w:cstheme="majorBidi"/>
+        <w:rFonts/>
         <w:b/>
         <w:bCs/>
       </w:rPr>
     </w:tblStylePr>
     <w:tblStylePr w:type="lastCol">
       <w:rPr>
-        <w:rFonts w:asciiTheme="majorHAnsi" w:eastAsiaTheme="majorEastAsia" w:hAnsiTheme="majorHAnsi" w:cstheme="majorBidi"/>
+        <w:rFonts/>
         <w:b/>
         <w:bCs/>
       </w:rPr>
@@ -3546,7 +3369,7 @@
         <w:spacing w:before="0" w:after="0" w:line="240" w:lineRule="auto"/>
       </w:pPr>
       <w:rPr>
-        <w:rFonts w:asciiTheme="majorHAnsi" w:eastAsiaTheme="majorEastAsia" w:hAnsiTheme="majorHAnsi" w:cstheme="majorBidi"/>
+        <w:rFonts/>
         <w:b/>
         <w:bCs/>
       </w:rPr>
@@ -3567,7 +3390,7 @@
         <w:spacing w:before="0" w:after="0" w:line="240" w:lineRule="auto"/>
       </w:pPr>
       <w:rPr>
-        <w:rFonts w:asciiTheme="majorHAnsi" w:eastAsiaTheme="majorEastAsia" w:hAnsiTheme="majorHAnsi" w:cstheme="majorBidi"/>
+        <w:rFonts/>
         <w:b/>
         <w:bCs/>
       </w:rPr>
@@ -3585,14 +3408,14 @@
     </w:tblStylePr>
     <w:tblStylePr w:type="firstCol">
       <w:rPr>
-        <w:rFonts w:asciiTheme="majorHAnsi" w:eastAsiaTheme="majorEastAsia" w:hAnsiTheme="majorHAnsi" w:cstheme="majorBidi"/>
+        <w:rFonts/>
         <w:b/>
         <w:bCs/>
       </w:rPr>
     </w:tblStylePr>
     <w:tblStylePr w:type="lastCol">
       <w:rPr>
-        <w:rFonts w:asciiTheme="majorHAnsi" w:eastAsiaTheme="majorEastAsia" w:hAnsiTheme="majorHAnsi" w:cstheme="majorBidi"/>
+        <w:rFonts/>
         <w:b/>
         <w:bCs/>
       </w:rPr>
@@ -3676,7 +3499,7 @@
         <w:spacing w:before="0" w:after="0" w:line="240" w:lineRule="auto"/>
       </w:pPr>
       <w:rPr>
-        <w:rFonts w:asciiTheme="majorHAnsi" w:eastAsiaTheme="majorEastAsia" w:hAnsiTheme="majorHAnsi" w:cstheme="majorBidi"/>
+        <w:rFonts/>
         <w:b/>
         <w:bCs/>
       </w:rPr>
@@ -3697,7 +3520,7 @@
         <w:spacing w:before="0" w:after="0" w:line="240" w:lineRule="auto"/>
       </w:pPr>
       <w:rPr>
-        <w:rFonts w:asciiTheme="majorHAnsi" w:eastAsiaTheme="majorEastAsia" w:hAnsiTheme="majorHAnsi" w:cstheme="majorBidi"/>
+        <w:rFonts/>
         <w:b/>
         <w:bCs/>
       </w:rPr>
@@ -3715,14 +3538,14 @@
     </w:tblStylePr>
     <w:tblStylePr w:type="firstCol">
       <w:rPr>
-        <w:rFonts w:asciiTheme="majorHAnsi" w:eastAsiaTheme="majorEastAsia" w:hAnsiTheme="majorHAnsi" w:cstheme="majorBidi"/>
+        <w:rFonts/>
         <w:b/>
         <w:bCs/>
       </w:rPr>
     </w:tblStylePr>
     <w:tblStylePr w:type="lastCol">
       <w:rPr>
-        <w:rFonts w:asciiTheme="majorHAnsi" w:eastAsiaTheme="majorEastAsia" w:hAnsiTheme="majorHAnsi" w:cstheme="majorBidi"/>
+        <w:rFonts/>
         <w:b/>
         <w:bCs/>
       </w:rPr>
@@ -3806,7 +3629,7 @@
         <w:spacing w:before="0" w:after="0" w:line="240" w:lineRule="auto"/>
       </w:pPr>
       <w:rPr>
-        <w:rFonts w:asciiTheme="majorHAnsi" w:eastAsiaTheme="majorEastAsia" w:hAnsiTheme="majorHAnsi" w:cstheme="majorBidi"/>
+        <w:rFonts/>
         <w:b/>
         <w:bCs/>
       </w:rPr>
@@ -3827,7 +3650,7 @@
         <w:spacing w:before="0" w:after="0" w:line="240" w:lineRule="auto"/>
       </w:pPr>
       <w:rPr>
-        <w:rFonts w:asciiTheme="majorHAnsi" w:eastAsiaTheme="majorEastAsia" w:hAnsiTheme="majorHAnsi" w:cstheme="majorBidi"/>
+        <w:rFonts/>
         <w:b/>
         <w:bCs/>
       </w:rPr>
@@ -3845,14 +3668,14 @@
     </w:tblStylePr>
     <w:tblStylePr w:type="firstCol">
       <w:rPr>
-        <w:rFonts w:asciiTheme="majorHAnsi" w:eastAsiaTheme="majorEastAsia" w:hAnsiTheme="majorHAnsi" w:cstheme="majorBidi"/>
+        <w:rFonts/>
         <w:b/>
         <w:bCs/>
       </w:rPr>
     </w:tblStylePr>
     <w:tblStylePr w:type="lastCol">
       <w:rPr>
-        <w:rFonts w:asciiTheme="majorHAnsi" w:eastAsiaTheme="majorEastAsia" w:hAnsiTheme="majorHAnsi" w:cstheme="majorBidi"/>
+        <w:rFonts/>
         <w:b/>
         <w:bCs/>
       </w:rPr>
@@ -3936,7 +3759,7 @@
         <w:spacing w:before="0" w:after="0" w:line="240" w:lineRule="auto"/>
       </w:pPr>
       <w:rPr>
-        <w:rFonts w:asciiTheme="majorHAnsi" w:eastAsiaTheme="majorEastAsia" w:hAnsiTheme="majorHAnsi" w:cstheme="majorBidi"/>
+        <w:rFonts/>
         <w:b/>
         <w:bCs/>
       </w:rPr>
@@ -3957,7 +3780,7 @@
         <w:spacing w:before="0" w:after="0" w:line="240" w:lineRule="auto"/>
       </w:pPr>
       <w:rPr>
-        <w:rFonts w:asciiTheme="majorHAnsi" w:eastAsiaTheme="majorEastAsia" w:hAnsiTheme="majorHAnsi" w:cstheme="majorBidi"/>
+        <w:rFonts/>
         <w:b/>
         <w:bCs/>
       </w:rPr>
@@ -3975,14 +3798,14 @@
     </w:tblStylePr>
     <w:tblStylePr w:type="firstCol">
       <w:rPr>
-        <w:rFonts w:asciiTheme="majorHAnsi" w:eastAsiaTheme="majorEastAsia" w:hAnsiTheme="majorHAnsi" w:cstheme="majorBidi"/>
+        <w:rFonts/>
         <w:b/>
         <w:bCs/>
       </w:rPr>
     </w:tblStylePr>
     <w:tblStylePr w:type="lastCol">
       <w:rPr>
-        <w:rFonts w:asciiTheme="majorHAnsi" w:eastAsiaTheme="majorEastAsia" w:hAnsiTheme="majorHAnsi" w:cstheme="majorBidi"/>
+        <w:rFonts/>
         <w:b/>
         <w:bCs/>
       </w:rPr>
@@ -4066,7 +3889,7 @@
         <w:spacing w:before="0" w:after="0" w:line="240" w:lineRule="auto"/>
       </w:pPr>
       <w:rPr>
-        <w:rFonts w:asciiTheme="majorHAnsi" w:eastAsiaTheme="majorEastAsia" w:hAnsiTheme="majorHAnsi" w:cstheme="majorBidi"/>
+        <w:rFonts/>
         <w:b/>
         <w:bCs/>
       </w:rPr>
@@ -4087,7 +3910,7 @@
         <w:spacing w:before="0" w:after="0" w:line="240" w:lineRule="auto"/>
       </w:pPr>
       <w:rPr>
-        <w:rFonts w:asciiTheme="majorHAnsi" w:eastAsiaTheme="majorEastAsia" w:hAnsiTheme="majorHAnsi" w:cstheme="majorBidi"/>
+        <w:rFonts/>
         <w:b/>
         <w:bCs/>
       </w:rPr>
@@ -4105,14 +3928,14 @@
     </w:tblStylePr>
     <w:tblStylePr w:type="firstCol">
       <w:rPr>
-        <w:rFonts w:asciiTheme="majorHAnsi" w:eastAsiaTheme="majorEastAsia" w:hAnsiTheme="majorHAnsi" w:cstheme="majorBidi"/>
+        <w:rFonts/>
         <w:b/>
         <w:bCs/>
       </w:rPr>
     </w:tblStylePr>
     <w:tblStylePr w:type="lastCol">
       <w:rPr>
-        <w:rFonts w:asciiTheme="majorHAnsi" w:eastAsiaTheme="majorEastAsia" w:hAnsiTheme="majorHAnsi" w:cstheme="majorBidi"/>
+        <w:rFonts/>
         <w:b/>
         <w:bCs/>
       </w:rPr>
@@ -5977,7 +5800,7 @@
     </w:tblPr>
     <w:tblStylePr w:type="firstRow">
       <w:rPr>
-        <w:rFonts w:asciiTheme="majorHAnsi" w:eastAsiaTheme="majorEastAsia" w:hAnsiTheme="majorHAnsi" w:cstheme="majorBidi"/>
+        <w:rFonts/>
       </w:rPr>
       <w:tblPr/>
       <w:tcPr>
@@ -6061,7 +5884,7 @@
     </w:tblPr>
     <w:tblStylePr w:type="firstRow">
       <w:rPr>
-        <w:rFonts w:asciiTheme="majorHAnsi" w:eastAsiaTheme="majorEastAsia" w:hAnsiTheme="majorHAnsi" w:cstheme="majorBidi"/>
+        <w:rFonts/>
       </w:rPr>
       <w:tblPr/>
       <w:tcPr>
@@ -6145,7 +5968,7 @@
     </w:tblPr>
     <w:tblStylePr w:type="firstRow">
       <w:rPr>
-        <w:rFonts w:asciiTheme="majorHAnsi" w:eastAsiaTheme="majorEastAsia" w:hAnsiTheme="majorHAnsi" w:cstheme="majorBidi"/>
+        <w:rFonts/>
       </w:rPr>
       <w:tblPr/>
       <w:tcPr>
@@ -6229,7 +6052,7 @@
     </w:tblPr>
     <w:tblStylePr w:type="firstRow">
       <w:rPr>
-        <w:rFonts w:asciiTheme="majorHAnsi" w:eastAsiaTheme="majorEastAsia" w:hAnsiTheme="majorHAnsi" w:cstheme="majorBidi"/>
+        <w:rFonts/>
       </w:rPr>
       <w:tblPr/>
       <w:tcPr>
@@ -6313,7 +6136,7 @@
     </w:tblPr>
     <w:tblStylePr w:type="firstRow">
       <w:rPr>
-        <w:rFonts w:asciiTheme="majorHAnsi" w:eastAsiaTheme="majorEastAsia" w:hAnsiTheme="majorHAnsi" w:cstheme="majorBidi"/>
+        <w:rFonts/>
       </w:rPr>
       <w:tblPr/>
       <w:tcPr>
@@ -6397,7 +6220,7 @@
     </w:tblPr>
     <w:tblStylePr w:type="firstRow">
       <w:rPr>
-        <w:rFonts w:asciiTheme="majorHAnsi" w:eastAsiaTheme="majorEastAsia" w:hAnsiTheme="majorHAnsi" w:cstheme="majorBidi"/>
+        <w:rFonts/>
       </w:rPr>
       <w:tblPr/>
       <w:tcPr>
@@ -6481,7 +6304,7 @@
     </w:tblPr>
     <w:tblStylePr w:type="firstRow">
       <w:rPr>
-        <w:rFonts w:asciiTheme="majorHAnsi" w:eastAsiaTheme="majorEastAsia" w:hAnsiTheme="majorHAnsi" w:cstheme="majorBidi"/>
+        <w:rFonts/>
       </w:rPr>
       <w:tblPr/>
       <w:tcPr>
@@ -6546,7 +6369,7 @@
       <w:spacing w:after="0" w:line="240" w:lineRule="auto"/>
     </w:pPr>
     <w:rPr>
-      <w:rFonts w:asciiTheme="majorHAnsi" w:eastAsiaTheme="majorEastAsia" w:hAnsiTheme="majorHAnsi" w:cstheme="majorBidi"/>
+      <w:rFonts/>
       <w:color w:val="000000" w:themeColor="text1"/>
     </w:rPr>
     <w:tblPr>
@@ -6674,7 +6497,7 @@
       <w:spacing w:after="0" w:line="240" w:lineRule="auto"/>
     </w:pPr>
     <w:rPr>
-      <w:rFonts w:asciiTheme="majorHAnsi" w:eastAsiaTheme="majorEastAsia" w:hAnsiTheme="majorHAnsi" w:cstheme="majorBidi"/>
+      <w:rFonts/>
       <w:color w:val="000000" w:themeColor="text1"/>
     </w:rPr>
     <w:tblPr>
@@ -6802,7 +6625,7 @@
       <w:spacing w:after="0" w:line="240" w:lineRule="auto"/>
     </w:pPr>
     <w:rPr>
-      <w:rFonts w:asciiTheme="majorHAnsi" w:eastAsiaTheme="majorEastAsia" w:hAnsiTheme="majorHAnsi" w:cstheme="majorBidi"/>
+      <w:rFonts/>
       <w:color w:val="000000" w:themeColor="text1"/>
     </w:rPr>
     <w:tblPr>
@@ -6930,7 +6753,7 @@
       <w:spacing w:after="0" w:line="240" w:lineRule="auto"/>
     </w:pPr>
     <w:rPr>
-      <w:rFonts w:asciiTheme="majorHAnsi" w:eastAsiaTheme="majorEastAsia" w:hAnsiTheme="majorHAnsi" w:cstheme="majorBidi"/>
+      <w:rFonts/>
       <w:color w:val="000000" w:themeColor="text1"/>
     </w:rPr>
     <w:tblPr>
@@ -7058,7 +6881,7 @@
       <w:spacing w:after="0" w:line="240" w:lineRule="auto"/>
     </w:pPr>
     <w:rPr>
-      <w:rFonts w:asciiTheme="majorHAnsi" w:eastAsiaTheme="majorEastAsia" w:hAnsiTheme="majorHAnsi" w:cstheme="majorBidi"/>
+      <w:rFonts/>
       <w:color w:val="000000" w:themeColor="text1"/>
     </w:rPr>
     <w:tblPr>
@@ -7186,7 +7009,7 @@
       <w:spacing w:after="0" w:line="240" w:lineRule="auto"/>
     </w:pPr>
     <w:rPr>
-      <w:rFonts w:asciiTheme="majorHAnsi" w:eastAsiaTheme="majorEastAsia" w:hAnsiTheme="majorHAnsi" w:cstheme="majorBidi"/>
+      <w:rFonts/>
       <w:color w:val="000000" w:themeColor="text1"/>
     </w:rPr>
     <w:tblPr>
@@ -7314,7 +7137,7 @@
       <w:spacing w:after="0" w:line="240" w:lineRule="auto"/>
     </w:pPr>
     <w:rPr>
-      <w:rFonts w:asciiTheme="majorHAnsi" w:eastAsiaTheme="majorEastAsia" w:hAnsiTheme="majorHAnsi" w:cstheme="majorBidi"/>
+      <w:rFonts/>
       <w:color w:val="000000" w:themeColor="text1"/>
     </w:rPr>
     <w:tblPr>
@@ -7953,7 +7776,7 @@
       <w:spacing w:after="0" w:line="240" w:lineRule="auto"/>
     </w:pPr>
     <w:rPr>
-      <w:rFonts w:asciiTheme="majorHAnsi" w:eastAsiaTheme="majorEastAsia" w:hAnsiTheme="majorHAnsi" w:cstheme="majorBidi"/>
+      <w:rFonts/>
       <w:color w:val="000000" w:themeColor="text1"/>
     </w:rPr>
     <w:tblPr>
@@ -8078,7 +7901,7 @@
       <w:spacing w:after="0" w:line="240" w:lineRule="auto"/>
     </w:pPr>
     <w:rPr>
-      <w:rFonts w:asciiTheme="majorHAnsi" w:eastAsiaTheme="majorEastAsia" w:hAnsiTheme="majorHAnsi" w:cstheme="majorBidi"/>
+      <w:rFonts/>
       <w:color w:val="000000" w:themeColor="text1"/>
     </w:rPr>
     <w:tblPr>
@@ -8203,7 +8026,7 @@
       <w:spacing w:after="0" w:line="240" w:lineRule="auto"/>
     </w:pPr>
     <w:rPr>
-      <w:rFonts w:asciiTheme="majorHAnsi" w:eastAsiaTheme="majorEastAsia" w:hAnsiTheme="majorHAnsi" w:cstheme="majorBidi"/>
+      <w:rFonts/>
       <w:color w:val="000000" w:themeColor="text1"/>
     </w:rPr>
     <w:tblPr>
@@ -8328,7 +8151,7 @@
       <w:spacing w:after="0" w:line="240" w:lineRule="auto"/>
     </w:pPr>
     <w:rPr>
-      <w:rFonts w:asciiTheme="majorHAnsi" w:eastAsiaTheme="majorEastAsia" w:hAnsiTheme="majorHAnsi" w:cstheme="majorBidi"/>
+      <w:rFonts/>
       <w:color w:val="000000" w:themeColor="text1"/>
     </w:rPr>
     <w:tblPr>
@@ -8453,7 +8276,7 @@
       <w:spacing w:after="0" w:line="240" w:lineRule="auto"/>
     </w:pPr>
     <w:rPr>
-      <w:rFonts w:asciiTheme="majorHAnsi" w:eastAsiaTheme="majorEastAsia" w:hAnsiTheme="majorHAnsi" w:cstheme="majorBidi"/>
+      <w:rFonts/>
       <w:color w:val="000000" w:themeColor="text1"/>
     </w:rPr>
     <w:tblPr>
@@ -8578,7 +8401,7 @@
       <w:spacing w:after="0" w:line="240" w:lineRule="auto"/>
     </w:pPr>
     <w:rPr>
-      <w:rFonts w:asciiTheme="majorHAnsi" w:eastAsiaTheme="majorEastAsia" w:hAnsiTheme="majorHAnsi" w:cstheme="majorBidi"/>
+      <w:rFonts/>
       <w:color w:val="000000" w:themeColor="text1"/>
     </w:rPr>
     <w:tblPr>
@@ -8703,7 +8526,7 @@
       <w:spacing w:after="0" w:line="240" w:lineRule="auto"/>
     </w:pPr>
     <w:rPr>
-      <w:rFonts w:asciiTheme="majorHAnsi" w:eastAsiaTheme="majorEastAsia" w:hAnsiTheme="majorHAnsi" w:cstheme="majorBidi"/>
+      <w:rFonts/>
       <w:color w:val="000000" w:themeColor="text1"/>
     </w:rPr>
     <w:tblPr>
